--- a/week-08-dramatize-and-break-rules/Currere First Draft.docx
+++ b/week-08-dramatize-and-break-rules/Currere First Draft.docx
@@ -8,7 +8,7 @@
       </w:pPr>
       <w:r>
         <w:rPr>
-          <w:rFonts w:ascii="Inter" w:hAnsi="Inter" w:eastAsia="Inter" w:cs="Inter"/>
+          <w:rFonts w:ascii="Calibri" w:hAnsi="Calibri" w:eastAsia="Calibri" w:cs="Calibri"/>
           <w:b/>
           <w:bCs/>
           <w:sz w:val="24"/>
@@ -23,7 +23,7 @@
       </w:pPr>
       <w:r>
         <w:rPr>
-          <w:rFonts w:ascii="Inter" w:hAnsi="Inter" w:eastAsia="Inter" w:cs="Inter"/>
+          <w:rFonts w:ascii="Calibri" w:hAnsi="Calibri" w:eastAsia="Calibri" w:cs="Calibri"/>
           <w:b/>
           <w:bCs/>
           <w:sz w:val="24"/>
@@ -38,7 +38,7 @@
       </w:pPr>
       <w:r>
         <w:rPr>
-          <w:rFonts w:ascii="Inter" w:hAnsi="Inter" w:eastAsia="Inter" w:cs="Inter"/>
+          <w:rFonts w:ascii="Calibri" w:hAnsi="Calibri" w:eastAsia="Calibri" w:cs="Calibri"/>
           <w:b/>
           <w:bCs/>
           <w:sz w:val="24"/>
@@ -53,7 +53,7 @@
       </w:pPr>
       <w:r>
         <w:rPr>
-          <w:rFonts w:ascii="Inter" w:hAnsi="Inter" w:eastAsia="Inter" w:cs="Inter"/>
+          <w:rFonts w:ascii="Calibri" w:hAnsi="Calibri" w:eastAsia="Calibri" w:cs="Calibri"/>
           <w:b/>
           <w:bCs/>
           <w:color w:val="4f81bd"/>
@@ -69,7 +69,7 @@
       </w:pPr>
       <w:r>
         <w:rPr>
-          <w:rFonts w:ascii="Inter" w:hAnsi="Inter" w:eastAsia="Inter" w:cs="Inter"/>
+          <w:rFonts w:ascii="Calibri" w:hAnsi="Calibri" w:eastAsia="Calibri" w:cs="Calibri"/>
           <w:sz w:val="22"/>
           <w:szCs w:val="22"/>
         </w:rPr>
@@ -82,7 +82,7 @@
       </w:pPr>
       <w:r>
         <w:rPr>
-          <w:rFonts w:ascii="Inter" w:hAnsi="Inter" w:eastAsia="Inter" w:cs="Inter"/>
+          <w:rFonts w:ascii="Calibri" w:hAnsi="Calibri" w:eastAsia="Calibri" w:cs="Calibri"/>
           <w:b/>
           <w:bCs/>
           <w:color w:val="4f81bd"/>
@@ -98,7 +98,7 @@
       </w:pPr>
       <w:r>
         <w:rPr>
-          <w:rFonts w:ascii="Inter" w:hAnsi="Inter" w:eastAsia="Inter" w:cs="Inter"/>
+          <w:rFonts w:ascii="Calibri" w:hAnsi="Calibri" w:eastAsia="Calibri" w:cs="Calibri"/>
           <w:sz w:val="22"/>
           <w:szCs w:val="22"/>
         </w:rPr>
@@ -115,7 +115,7 @@
       </w:pPr>
       <w:r>
         <w:rPr>
-          <w:rFonts w:ascii="Inter" w:hAnsi="Inter" w:eastAsia="Inter" w:cs="Inter"/>
+          <w:rFonts w:ascii="Calibri" w:hAnsi="Calibri" w:eastAsia="Calibri" w:cs="Calibri"/>
           <w:b/>
           <w:bCs/>
           <w:sz w:val="22"/>
@@ -125,7 +125,7 @@
       </w:r>
       <w:r>
         <w:rPr>
-          <w:rFonts w:ascii="Inter" w:hAnsi="Inter" w:eastAsia="Inter" w:cs="Inter"/>
+          <w:rFonts w:ascii="Calibri" w:hAnsi="Calibri" w:eastAsia="Calibri" w:cs="Calibri"/>
           <w:sz w:val="22"/>
           <w:szCs w:val="22"/>
         </w:rPr>
@@ -142,7 +142,7 @@
       </w:pPr>
       <w:r>
         <w:rPr>
-          <w:rFonts w:ascii="Inter" w:hAnsi="Inter" w:eastAsia="Inter" w:cs="Inter"/>
+          <w:rFonts w:ascii="Calibri" w:hAnsi="Calibri" w:eastAsia="Calibri" w:cs="Calibri"/>
           <w:b/>
           <w:bCs/>
           <w:sz w:val="22"/>
@@ -152,7 +152,7 @@
       </w:r>
       <w:r>
         <w:rPr>
-          <w:rFonts w:ascii="Inter" w:hAnsi="Inter" w:eastAsia="Inter" w:cs="Inter"/>
+          <w:rFonts w:ascii="Calibri" w:hAnsi="Calibri" w:eastAsia="Calibri" w:cs="Calibri"/>
           <w:sz w:val="22"/>
           <w:szCs w:val="22"/>
         </w:rPr>
@@ -169,7 +169,7 @@
       </w:pPr>
       <w:r>
         <w:rPr>
-          <w:rFonts w:ascii="Inter" w:hAnsi="Inter" w:eastAsia="Inter" w:cs="Inter"/>
+          <w:rFonts w:ascii="Calibri" w:hAnsi="Calibri" w:eastAsia="Calibri" w:cs="Calibri"/>
           <w:b/>
           <w:bCs/>
           <w:sz w:val="22"/>
@@ -179,7 +179,7 @@
       </w:r>
       <w:r>
         <w:rPr>
-          <w:rFonts w:ascii="Inter" w:hAnsi="Inter" w:eastAsia="Inter" w:cs="Inter"/>
+          <w:rFonts w:ascii="Calibri" w:hAnsi="Calibri" w:eastAsia="Calibri" w:cs="Calibri"/>
           <w:sz w:val="22"/>
           <w:szCs w:val="22"/>
         </w:rPr>
@@ -192,7 +192,7 @@
       </w:pPr>
       <w:r>
         <w:rPr>
-          <w:rFonts w:ascii="Inter" w:hAnsi="Inter" w:eastAsia="Inter" w:cs="Inter"/>
+          <w:rFonts w:ascii="Calibri" w:hAnsi="Calibri" w:eastAsia="Calibri" w:cs="Calibri"/>
           <w:b/>
           <w:bCs/>
           <w:color w:val="4f81bd"/>
@@ -208,7 +208,7 @@
       </w:pPr>
       <w:r>
         <w:rPr>
-          <w:rFonts w:ascii="Inter" w:hAnsi="Inter" w:eastAsia="Inter" w:cs="Inter"/>
+          <w:rFonts w:ascii="Calibri" w:hAnsi="Calibri" w:eastAsia="Calibri" w:cs="Calibri"/>
           <w:sz w:val="22"/>
           <w:szCs w:val="22"/>
         </w:rPr>
@@ -221,7 +221,7 @@
       </w:pPr>
       <w:r>
         <w:rPr>
-          <w:rFonts w:ascii="Inter" w:hAnsi="Inter" w:eastAsia="Inter" w:cs="Inter"/>
+          <w:rFonts w:ascii="Calibri" w:hAnsi="Calibri" w:eastAsia="Calibri" w:cs="Calibri"/>
           <w:b/>
           <w:bCs/>
           <w:color w:val="4f81bd"/>
@@ -278,7 +278,7 @@
             </w:pPr>
             <w:r>
               <w:rPr>
-                <w:rFonts w:ascii="Inter" w:hAnsi="Inter" w:eastAsia="Inter" w:cs="Inter"/>
+                <w:rFonts w:ascii="Calibri" w:hAnsi="Calibri" w:eastAsia="Calibri" w:cs="Calibri"/>
                 <w:b/>
                 <w:bCs/>
                 <w:sz w:val="22"/>
@@ -310,7 +310,7 @@
             </w:pPr>
             <w:r>
               <w:rPr>
-                <w:rFonts w:ascii="Inter" w:hAnsi="Inter" w:eastAsia="Inter" w:cs="Inter"/>
+                <w:rFonts w:ascii="Calibri" w:hAnsi="Calibri" w:eastAsia="Calibri" w:cs="Calibri"/>
                 <w:sz w:val="22"/>
                 <w:szCs w:val="22"/>
               </w:rPr>
@@ -342,7 +342,7 @@
             </w:pPr>
             <w:r>
               <w:rPr>
-                <w:rFonts w:ascii="Inter" w:hAnsi="Inter" w:eastAsia="Inter" w:cs="Inter"/>
+                <w:rFonts w:ascii="Calibri" w:hAnsi="Calibri" w:eastAsia="Calibri" w:cs="Calibri"/>
                 <w:b/>
                 <w:bCs/>
                 <w:sz w:val="22"/>
@@ -374,7 +374,7 @@
             </w:pPr>
             <w:r>
               <w:rPr>
-                <w:rFonts w:ascii="Inter" w:hAnsi="Inter" w:eastAsia="Inter" w:cs="Inter"/>
+                <w:rFonts w:ascii="Calibri" w:hAnsi="Calibri" w:eastAsia="Calibri" w:cs="Calibri"/>
                 <w:sz w:val="22"/>
                 <w:szCs w:val="22"/>
               </w:rPr>
@@ -391,7 +391,7 @@
       </w:pPr>
       <w:r>
         <w:rPr>
-          <w:rFonts w:ascii="Inter" w:hAnsi="Inter" w:eastAsia="Inter" w:cs="Inter"/>
+          <w:rFonts w:ascii="Calibri" w:hAnsi="Calibri" w:eastAsia="Calibri" w:cs="Calibri"/>
           <w:b/>
           <w:bCs/>
           <w:sz w:val="22"/>
@@ -808,7 +808,7 @@
   <w:docDefaults>
     <w:rPrDefault>
       <w:rPr>
-        <w:rFonts w:ascii="Inter" w:cs="Inter" w:eastAsia="Inter" w:hAnsi="Inter"/>
+        <w:rFonts w:ascii="Calibri" w:cs="Calibri" w:eastAsia="Calibri" w:hAnsi="Calibri"/>
         <w:sz w:val="22"/>
         <w:szCs w:val="22"/>
         <w:lang w:val="en"/>
@@ -844,7 +844,7 @@
       <w:spacing w:after="0" w:before="0" w:lineRule="auto"/>
     </w:pPr>
     <w:rPr>
-      <w:rFonts w:ascii="Inter" w:cs="Inter" w:eastAsia="Inter" w:hAnsi="Inter"/>
+      <w:rFonts w:ascii="Calibri" w:cs="Calibri" w:eastAsia="Calibri" w:hAnsi="Calibri"/>
       <w:b w:val="1"/>
       <w:bCs w:val="1"/>
       <w:color w:val="366091"/>
@@ -862,7 +862,7 @@
       <w:spacing w:after="0" w:before="200" w:lineRule="auto"/>
     </w:pPr>
     <w:rPr>
-      <w:rFonts w:ascii="Inter" w:cs="Inter" w:eastAsia="Inter" w:hAnsi="Inter"/>
+      <w:rFonts w:ascii="Calibri" w:cs="Calibri" w:eastAsia="Calibri" w:hAnsi="Calibri"/>
       <w:b w:val="1"/>
       <w:bCs w:val="1"/>
       <w:color w:val="4f81bd"/>
@@ -945,7 +945,7 @@
       <w:spacing w:after="300" w:line="240" w:lineRule="auto"/>
     </w:pPr>
     <w:rPr>
-      <w:rFonts w:ascii="Inter" w:cs="Inter" w:eastAsia="Inter" w:hAnsi="Inter"/>
+      <w:rFonts w:ascii="Calibri" w:cs="Calibri" w:eastAsia="Calibri" w:hAnsi="Calibri"/>
       <w:color w:val="17365d"/>
       <w:sz w:val="52"/>
       <w:szCs w:val="52"/>
